--- a/cisco/lab4.docx
+++ b/cisco/lab4.docx
@@ -1,6 +1,6 @@
 
 <file path=word/document.xml><?xml version="1.0" encoding="utf-8"?>
-<w:document xmlns:wpc="http://schemas.microsoft.com/office/word/2010/wordprocessingCanvas" xmlns:cx="http://schemas.microsoft.com/office/drawing/2014/chartex" xmlns:cx1="http://schemas.microsoft.com/office/drawing/2015/9/8/chartex" xmlns:cx2="http://schemas.microsoft.com/office/drawing/2015/10/21/chartex" xmlns:cx3="http://schemas.microsoft.com/office/drawing/2016/5/9/chartex" xmlns:cx4="http://schemas.microsoft.com/office/drawing/2016/5/10/chartex" xmlns:cx5="http://schemas.microsoft.com/office/drawing/2016/5/11/chartex" xmlns:cx6="http://schemas.microsoft.com/office/drawing/2016/5/12/chartex" xmlns:cx7="http://schemas.microsoft.com/office/drawing/2016/5/13/chartex" xmlns:cx8="http://schemas.microsoft.com/office/drawing/2016/5/14/chartex" xmlns:mc="http://schemas.openxmlformats.org/markup-compatibility/2006" xmlns:aink="http://schemas.microsoft.com/office/drawing/2016/ink" xmlns:am3d="http://schemas.microsoft.com/office/drawing/2017/model3d" xmlns:o="urn:schemas-microsoft-com:office:office" xmlns:oel="http://schemas.microsoft.com/office/2019/extlst" xmlns:r="http://schemas.openxmlformats.org/officeDocument/2006/relationships" xmlns:m="http://schemas.openxmlformats.org/officeDocument/2006/math" xmlns:v="urn:schemas-microsoft-com:vml" xmlns:wp14="http://schemas.microsoft.com/office/word/2010/wordprocessingDrawing" xmlns:wp="http://schemas.openxmlformats.org/drawingml/2006/wordprocessingDrawing" xmlns:w10="urn:schemas-microsoft-com:office:word" xmlns:w="http://schemas.openxmlformats.org/wordprocessingml/2006/main" xmlns:w14="http://schemas.microsoft.com/office/word/2010/wordml" xmlns:w15="http://schemas.microsoft.com/office/word/2012/wordml" xmlns:w16cex="http://schemas.microsoft.com/office/word/2018/wordml/cex" xmlns:w16cid="http://schemas.microsoft.com/office/word/2016/wordml/cid" xmlns:w16="http://schemas.microsoft.com/office/word/2018/wordml" xmlns:w16du="http://schemas.microsoft.com/office/word/2023/wordml/word16du" xmlns:w16sdtdh="http://schemas.microsoft.com/office/word/2020/wordml/sdtdatahash" xmlns:w16sdtfl="http://schemas.microsoft.com/office/word/2024/wordml/sdtformatlock" xmlns:w16se="http://schemas.microsoft.com/office/word/2015/wordml/symex" xmlns:wpg="http://schemas.microsoft.com/office/word/2010/wordprocessingGroup" xmlns:wpi="http://schemas.microsoft.com/office/word/2010/wordprocessingInk" xmlns:wne="http://schemas.microsoft.com/office/word/2006/wordml" xmlns:wps="http://schemas.microsoft.com/office/word/2010/wordprocessingShape" mc:Ignorable="w14 w15 w16se w16cid w16 w16cex w16sdtdh w16sdtfl w16du wp14">
+<w:document xmlns:wpc="http://schemas.microsoft.com/office/word/2010/wordprocessingCanvas" xmlns:cx="http://schemas.microsoft.com/office/drawing/2014/chartex" xmlns:mc="http://schemas.openxmlformats.org/markup-compatibility/2006" xmlns:o="urn:schemas-microsoft-com:office:office" xmlns:r="http://schemas.openxmlformats.org/officeDocument/2006/relationships" xmlns:m="http://schemas.openxmlformats.org/officeDocument/2006/math" xmlns:v="urn:schemas-microsoft-com:vml" xmlns:wp14="http://schemas.microsoft.com/office/word/2010/wordprocessingDrawing" xmlns:wp="http://schemas.openxmlformats.org/drawingml/2006/wordprocessingDrawing" xmlns:w10="urn:schemas-microsoft-com:office:word" xmlns:w="http://schemas.openxmlformats.org/wordprocessingml/2006/main" xmlns:w14="http://schemas.microsoft.com/office/word/2010/wordml" xmlns:w15="http://schemas.microsoft.com/office/word/2012/wordml" xmlns:w16se="http://schemas.microsoft.com/office/word/2015/wordml/symex" xmlns:wpg="http://schemas.microsoft.com/office/word/2010/wordprocessingGroup" xmlns:wpi="http://schemas.microsoft.com/office/word/2010/wordprocessingInk" xmlns:wne="http://schemas.microsoft.com/office/word/2006/wordml" xmlns:wps="http://schemas.microsoft.com/office/word/2010/wordprocessingShape" mc:Ignorable="w14 w15 w16se wp14">
   <w:body>
     <w:p>
       <w:pPr>
@@ -10,13 +10,33 @@
           <w:color w:val="EE0000"/>
         </w:rPr>
       </w:pPr>
+      <w:proofErr w:type="spellStart"/>
+      <w:proofErr w:type="gramStart"/>
       <w:r>
         <w:rPr>
           <w:b/>
           <w:bCs/>
           <w:color w:val="EE0000"/>
         </w:rPr>
-        <w:t>Trên  Router:</w:t>
+        <w:t>Trên</w:t>
+      </w:r>
+      <w:proofErr w:type="spellEnd"/>
+      <w:r>
+        <w:rPr>
+          <w:b/>
+          <w:bCs/>
+          <w:color w:val="EE0000"/>
+        </w:rPr>
+        <w:t xml:space="preserve">  Router</w:t>
+      </w:r>
+      <w:proofErr w:type="gramEnd"/>
+      <w:r>
+        <w:rPr>
+          <w:b/>
+          <w:bCs/>
+          <w:color w:val="EE0000"/>
+        </w:rPr>
+        <w:t>:</w:t>
       </w:r>
     </w:p>
     <w:p>
@@ -24,6 +44,9 @@
         <w:t xml:space="preserve">Switch – Router: </w:t>
       </w:r>
       <w:r>
+        <w:rPr>
+          <w:noProof/>
+        </w:rPr>
         <w:drawing>
           <wp:inline distT="0" distB="0" distL="0" distR="0" wp14:anchorId="6A7E2112" wp14:editId="6063E6F7">
             <wp:extent cx="1698381" cy="441976"/>
@@ -66,6 +89,9 @@
         <w:t xml:space="preserve">Router – Cloud: </w:t>
       </w:r>
       <w:r>
+        <w:rPr>
+          <w:noProof/>
+        </w:rPr>
         <w:drawing>
           <wp:inline distT="0" distB="0" distL="0" distR="0" wp14:anchorId="4652495D" wp14:editId="5DD54D33">
             <wp:extent cx="1057423" cy="2391109"/>
@@ -108,6 +134,9 @@
         <w:t xml:space="preserve">Switch – PC1: </w:t>
       </w:r>
       <w:r>
+        <w:rPr>
+          <w:noProof/>
+        </w:rPr>
         <w:drawing>
           <wp:inline distT="0" distB="0" distL="0" distR="0" wp14:anchorId="123387E1" wp14:editId="5DF06B0C">
             <wp:extent cx="1705213" cy="2724530"/>
@@ -162,23 +191,52 @@
     </w:p>
     <w:p>
       <w:r>
-        <w:t>Subnet mask for this interface [255.255.255.0] :</w:t>
-      </w:r>
-    </w:p>
-    <w:p>
-      <w:r>
-        <w:t>[0] Go to the IOS command prompt without saving this config.</w:t>
-      </w:r>
-    </w:p>
-    <w:p>
-      <w:r>
-        <w:t>[1] Return back to the setup without saving this config.</w:t>
+        <w:t>Subnet mask for this interface [255.255.255.0</w:t>
+      </w:r>
+      <w:proofErr w:type="gramStart"/>
+      <w:r>
+        <w:t>] :</w:t>
+      </w:r>
+      <w:proofErr w:type="gramEnd"/>
+    </w:p>
+    <w:p>
+      <w:r>
+        <w:t xml:space="preserve">[0] Go to the IOS command prompt without saving this </w:t>
+      </w:r>
+      <w:proofErr w:type="spellStart"/>
+      <w:r>
+        <w:t>config</w:t>
+      </w:r>
+      <w:proofErr w:type="spellEnd"/>
+      <w:r>
+        <w:t>.</w:t>
+      </w:r>
+    </w:p>
+    <w:p>
+      <w:r>
+        <w:t xml:space="preserve">[1] Return back to the setup without saving this </w:t>
+      </w:r>
+      <w:proofErr w:type="spellStart"/>
+      <w:r>
+        <w:t>config</w:t>
+      </w:r>
+      <w:proofErr w:type="spellEnd"/>
+      <w:r>
+        <w:t>.</w:t>
       </w:r>
     </w:p>
     <w:p>
       <w:r>
         <w:lastRenderedPageBreak/>
-        <w:t>[2] Save this configuration to nvram and exit.</w:t>
+        <w:t xml:space="preserve">[2] Save this configuration to </w:t>
+      </w:r>
+      <w:proofErr w:type="spellStart"/>
+      <w:r>
+        <w:t>nvram</w:t>
+      </w:r>
+      <w:proofErr w:type="spellEnd"/>
+      <w:r>
+        <w:t xml:space="preserve"> and exit.</w:t>
       </w:r>
     </w:p>
     <w:p/>
@@ -199,65 +257,279 @@
     </w:p>
     <w:p>
       <w:r>
-        <w:t>Router(config)#interface g0/0</w:t>
-      </w:r>
-    </w:p>
-    <w:p>
-      <w:r>
-        <w:t>Router(config-if)#description Gateway cho mang noi bo</w:t>
-      </w:r>
-    </w:p>
-    <w:p>
-      <w:r>
-        <w:t>Router(config-if)#ip address 192.168.1.1 255.255.255.0</w:t>
-      </w:r>
-    </w:p>
-    <w:p>
-      <w:r>
-        <w:t>Router(config-if)#no shutdown</w:t>
-      </w:r>
-    </w:p>
-    <w:p>
-      <w:r>
-        <w:t>Router(config-if)#exit</w:t>
-      </w:r>
-    </w:p>
-    <w:p>
-      <w:r>
-        <w:t>Router(config)#interface g0/1</w:t>
-      </w:r>
-    </w:p>
-    <w:p>
-      <w:r>
-        <w:t>Router(config-if)#description Noi len Cloud</w:t>
-      </w:r>
-    </w:p>
-    <w:p>
-      <w:r>
-        <w:t>Router(config-if)#ip address 10.0.0.1 255.255.255.0</w:t>
-      </w:r>
-    </w:p>
-    <w:p>
-      <w:r>
-        <w:t>Router(config-if)#no shutdown</w:t>
-      </w:r>
-    </w:p>
-    <w:p>
-      <w:r>
-        <w:t>Router(config-if)#</w:t>
-      </w:r>
+        <w:t>Router(</w:t>
+      </w:r>
+      <w:proofErr w:type="spellStart"/>
+      <w:r>
+        <w:t>config</w:t>
+      </w:r>
+      <w:proofErr w:type="spellEnd"/>
+      <w:r>
+        <w:t>)#interface g0/0</w:t>
+      </w:r>
+    </w:p>
+    <w:p>
+      <w:r>
+        <w:t>Router(</w:t>
+      </w:r>
+      <w:proofErr w:type="spellStart"/>
+      <w:r>
+        <w:t>config</w:t>
+      </w:r>
+      <w:proofErr w:type="spellEnd"/>
+      <w:r>
+        <w:t>-</w:t>
+      </w:r>
+      <w:proofErr w:type="gramStart"/>
+      <w:r>
+        <w:t>if)#</w:t>
+      </w:r>
+      <w:proofErr w:type="gramEnd"/>
+      <w:r>
+        <w:t xml:space="preserve">description Gateway </w:t>
+      </w:r>
+      <w:proofErr w:type="spellStart"/>
+      <w:r>
+        <w:t>cho</w:t>
+      </w:r>
+      <w:proofErr w:type="spellEnd"/>
+      <w:r>
+        <w:t xml:space="preserve"> </w:t>
+      </w:r>
+      <w:proofErr w:type="spellStart"/>
+      <w:r>
+        <w:t>mang</w:t>
+      </w:r>
+      <w:proofErr w:type="spellEnd"/>
+      <w:r>
+        <w:t xml:space="preserve"> </w:t>
+      </w:r>
+      <w:proofErr w:type="spellStart"/>
+      <w:r>
+        <w:t>noi</w:t>
+      </w:r>
+      <w:proofErr w:type="spellEnd"/>
+      <w:r>
+        <w:t xml:space="preserve"> </w:t>
+      </w:r>
+      <w:proofErr w:type="spellStart"/>
+      <w:r>
+        <w:t>bo</w:t>
+      </w:r>
+      <w:proofErr w:type="spellEnd"/>
+    </w:p>
+    <w:p>
+      <w:r>
+        <w:t>Router(</w:t>
+      </w:r>
+      <w:proofErr w:type="spellStart"/>
+      <w:r>
+        <w:t>config</w:t>
+      </w:r>
+      <w:proofErr w:type="spellEnd"/>
+      <w:r>
+        <w:t>-</w:t>
+      </w:r>
+      <w:proofErr w:type="gramStart"/>
+      <w:r>
+        <w:t>if)#</w:t>
+      </w:r>
+      <w:proofErr w:type="spellStart"/>
+      <w:proofErr w:type="gramEnd"/>
+      <w:r>
+        <w:t>ip</w:t>
+      </w:r>
+      <w:proofErr w:type="spellEnd"/>
+      <w:r>
+        <w:t xml:space="preserve"> address 192.168.1.1 255.255.255.0</w:t>
+      </w:r>
+    </w:p>
+    <w:p>
+      <w:r>
+        <w:t>Router(</w:t>
+      </w:r>
+      <w:proofErr w:type="spellStart"/>
+      <w:r>
+        <w:t>config</w:t>
+      </w:r>
+      <w:proofErr w:type="spellEnd"/>
+      <w:r>
+        <w:t>-</w:t>
+      </w:r>
+      <w:proofErr w:type="gramStart"/>
+      <w:r>
+        <w:t>if)#</w:t>
+      </w:r>
+      <w:proofErr w:type="gramEnd"/>
+      <w:r>
+        <w:t>no shutdown</w:t>
+      </w:r>
+    </w:p>
+    <w:p>
+      <w:r>
+        <w:t>Router(</w:t>
+      </w:r>
+      <w:proofErr w:type="spellStart"/>
+      <w:r>
+        <w:t>config</w:t>
+      </w:r>
+      <w:proofErr w:type="spellEnd"/>
+      <w:r>
+        <w:t>-</w:t>
+      </w:r>
+      <w:proofErr w:type="gramStart"/>
+      <w:r>
+        <w:t>if)#</w:t>
+      </w:r>
+      <w:proofErr w:type="gramEnd"/>
       <w:r>
         <w:t>exit</w:t>
       </w:r>
     </w:p>
     <w:p>
       <w:r>
-        <w:t>Router#write memory</w:t>
-      </w:r>
-    </w:p>
-    <w:p>
-      <w:r>
-        <w:t>Router#show ip interface brief</w:t>
+        <w:t>Router(</w:t>
+      </w:r>
+      <w:proofErr w:type="spellStart"/>
+      <w:r>
+        <w:t>config</w:t>
+      </w:r>
+      <w:proofErr w:type="spellEnd"/>
+      <w:r>
+        <w:t>)#interface g0/1</w:t>
+      </w:r>
+    </w:p>
+    <w:p>
+      <w:r>
+        <w:t>Router(</w:t>
+      </w:r>
+      <w:proofErr w:type="spellStart"/>
+      <w:r>
+        <w:t>config</w:t>
+      </w:r>
+      <w:proofErr w:type="spellEnd"/>
+      <w:r>
+        <w:t>-</w:t>
+      </w:r>
+      <w:proofErr w:type="gramStart"/>
+      <w:r>
+        <w:t>if)#</w:t>
+      </w:r>
+      <w:proofErr w:type="gramEnd"/>
+      <w:r>
+        <w:t xml:space="preserve">description </w:t>
+      </w:r>
+      <w:proofErr w:type="spellStart"/>
+      <w:r>
+        <w:t>Noi</w:t>
+      </w:r>
+      <w:proofErr w:type="spellEnd"/>
+      <w:r>
+        <w:t xml:space="preserve"> </w:t>
+      </w:r>
+      <w:proofErr w:type="spellStart"/>
+      <w:r>
+        <w:t>len</w:t>
+      </w:r>
+      <w:proofErr w:type="spellEnd"/>
+      <w:r>
+        <w:t xml:space="preserve"> Cloud</w:t>
+      </w:r>
+    </w:p>
+    <w:p>
+      <w:r>
+        <w:t>Router(</w:t>
+      </w:r>
+      <w:proofErr w:type="spellStart"/>
+      <w:r>
+        <w:t>config</w:t>
+      </w:r>
+      <w:proofErr w:type="spellEnd"/>
+      <w:r>
+        <w:t>-</w:t>
+      </w:r>
+      <w:proofErr w:type="gramStart"/>
+      <w:r>
+        <w:t>if)#</w:t>
+      </w:r>
+      <w:proofErr w:type="spellStart"/>
+      <w:proofErr w:type="gramEnd"/>
+      <w:r>
+        <w:t>ip</w:t>
+      </w:r>
+      <w:proofErr w:type="spellEnd"/>
+      <w:r>
+        <w:t xml:space="preserve"> address 10.0.0.1 255.255.255.0</w:t>
+      </w:r>
+    </w:p>
+    <w:p>
+      <w:r>
+        <w:t>Router(</w:t>
+      </w:r>
+      <w:proofErr w:type="spellStart"/>
+      <w:r>
+        <w:t>config</w:t>
+      </w:r>
+      <w:proofErr w:type="spellEnd"/>
+      <w:r>
+        <w:t>-</w:t>
+      </w:r>
+      <w:proofErr w:type="gramStart"/>
+      <w:r>
+        <w:t>if)#</w:t>
+      </w:r>
+      <w:proofErr w:type="gramEnd"/>
+      <w:r>
+        <w:t>no shutdown</w:t>
+      </w:r>
+    </w:p>
+    <w:p>
+      <w:r>
+        <w:t>Router(</w:t>
+      </w:r>
+      <w:proofErr w:type="spellStart"/>
+      <w:r>
+        <w:t>config</w:t>
+      </w:r>
+      <w:proofErr w:type="spellEnd"/>
+      <w:r>
+        <w:t>-</w:t>
+      </w:r>
+      <w:proofErr w:type="gramStart"/>
+      <w:r>
+        <w:t>if)#</w:t>
+      </w:r>
+      <w:proofErr w:type="gramEnd"/>
+      <w:r>
+        <w:t>exit</w:t>
+      </w:r>
+    </w:p>
+    <w:p>
+      <w:proofErr w:type="spellStart"/>
+      <w:r>
+        <w:t>Router#write</w:t>
+      </w:r>
+      <w:proofErr w:type="spellEnd"/>
+      <w:r>
+        <w:t xml:space="preserve"> memory</w:t>
+      </w:r>
+    </w:p>
+    <w:p>
+      <w:proofErr w:type="spellStart"/>
+      <w:r>
+        <w:t>Router#show</w:t>
+      </w:r>
+      <w:proofErr w:type="spellEnd"/>
+      <w:r>
+        <w:t xml:space="preserve"> </w:t>
+      </w:r>
+      <w:proofErr w:type="spellStart"/>
+      <w:r>
+        <w:t>ip</w:t>
+      </w:r>
+      <w:proofErr w:type="spellEnd"/>
+      <w:r>
+        <w:t xml:space="preserve"> interface brief</w:t>
       </w:r>
     </w:p>
     <w:p>
@@ -268,100 +540,262 @@
           <w:color w:val="EE0000"/>
         </w:rPr>
       </w:pPr>
+      <w:proofErr w:type="spellStart"/>
       <w:r>
         <w:rPr>
           <w:b/>
           <w:bCs/>
           <w:color w:val="EE0000"/>
         </w:rPr>
-        <w:t>Trên Switch:</w:t>
-      </w:r>
-    </w:p>
-    <w:p>
-      <w:r>
-        <w:t>Switch&gt;enable</w:t>
-      </w:r>
-    </w:p>
-    <w:p>
-      <w:r>
-        <w:t>Switch#configure terminal</w:t>
-      </w:r>
-    </w:p>
-    <w:p>
-      <w:r>
-        <w:t>Enter configuration commands, one per line. End with CNTL/Z.</w:t>
-      </w:r>
-    </w:p>
-    <w:p>
-      <w:r>
-        <w:t>Switch(config)#interface fa0/1</w:t>
-      </w:r>
-    </w:p>
-    <w:p>
-      <w:r>
-        <w:t>Switch(config-if)#switchport mode access</w:t>
-      </w:r>
-    </w:p>
-    <w:p>
-      <w:r>
-        <w:t>Switch(config-if)#switchport port-security</w:t>
-      </w:r>
-    </w:p>
-    <w:p>
-      <w:r>
-        <w:t>Switch(config-if)#switchport port-security maximum 1</w:t>
-      </w:r>
-    </w:p>
-    <w:p>
-      <w:r>
-        <w:t>Switch(config-if)#switchport port-security mac-address sticky</w:t>
-      </w:r>
-    </w:p>
-    <w:p>
-      <w:r>
-        <w:lastRenderedPageBreak/>
-        <w:t>Switch(config-if)#switchport port-security violation shutdown</w:t>
-      </w:r>
-    </w:p>
-    <w:p>
-      <w:r>
-        <w:t>Switch(config-if)#exit</w:t>
-      </w:r>
-    </w:p>
-    <w:p>
-      <w:r>
-        <w:t>Switch(config)#exit</w:t>
-      </w:r>
-    </w:p>
-    <w:p>
-      <w:r>
-        <w:t>Switch#</w:t>
-      </w:r>
-    </w:p>
-    <w:p>
-      <w:r>
-        <w:t>Switch#show port-security address</w:t>
-      </w:r>
-    </w:p>
-    <w:p>
-      <w:r>
-        <w:t>Switch#show port-security interface fa0/1</w:t>
-      </w:r>
-    </w:p>
-    <w:p>
-      <w:pPr>
+        <w:t>Trên</w:t>
+      </w:r>
+      <w:proofErr w:type="spellEnd"/>
+      <w:r>
         <w:rPr>
           <w:b/>
           <w:bCs/>
           <w:color w:val="EE0000"/>
         </w:rPr>
-      </w:pPr>
-      <w:r>
+        <w:t xml:space="preserve"> Switch:</w:t>
+      </w:r>
+    </w:p>
+    <w:p>
+      <w:r>
+        <w:t>Switch&gt;enable</w:t>
+      </w:r>
+    </w:p>
+    <w:p>
+      <w:proofErr w:type="spellStart"/>
+      <w:r>
+        <w:t>Switch#configure</w:t>
+      </w:r>
+      <w:proofErr w:type="spellEnd"/>
+      <w:r>
+        <w:t xml:space="preserve"> terminal</w:t>
+      </w:r>
+    </w:p>
+    <w:p>
+      <w:r>
+        <w:t>Enter configuration commands, one per line. End with CNTL/Z.</w:t>
+      </w:r>
+    </w:p>
+    <w:p>
+      <w:r>
+        <w:t>Switch(</w:t>
+      </w:r>
+      <w:proofErr w:type="spellStart"/>
+      <w:r>
+        <w:t>config</w:t>
+      </w:r>
+      <w:proofErr w:type="spellEnd"/>
+      <w:r>
+        <w:t>)#interface fa0/1</w:t>
+      </w:r>
+    </w:p>
+    <w:p>
+      <w:r>
+        <w:t>Switch(</w:t>
+      </w:r>
+      <w:proofErr w:type="spellStart"/>
+      <w:r>
+        <w:t>config</w:t>
+      </w:r>
+      <w:proofErr w:type="spellEnd"/>
+      <w:r>
+        <w:t>-</w:t>
+      </w:r>
+      <w:proofErr w:type="gramStart"/>
+      <w:r>
+        <w:t>if)#</w:t>
+      </w:r>
+      <w:proofErr w:type="spellStart"/>
+      <w:proofErr w:type="gramEnd"/>
+      <w:r>
+        <w:t>switchport</w:t>
+      </w:r>
+      <w:proofErr w:type="spellEnd"/>
+      <w:r>
+        <w:t xml:space="preserve"> mode access</w:t>
+      </w:r>
+    </w:p>
+    <w:p>
+      <w:r>
+        <w:t>Switch(</w:t>
+      </w:r>
+      <w:proofErr w:type="spellStart"/>
+      <w:r>
+        <w:t>config</w:t>
+      </w:r>
+      <w:proofErr w:type="spellEnd"/>
+      <w:r>
+        <w:t>-</w:t>
+      </w:r>
+      <w:proofErr w:type="gramStart"/>
+      <w:r>
+        <w:t>if)#</w:t>
+      </w:r>
+      <w:proofErr w:type="spellStart"/>
+      <w:proofErr w:type="gramEnd"/>
+      <w:r>
+        <w:t>switchport</w:t>
+      </w:r>
+      <w:proofErr w:type="spellEnd"/>
+      <w:r>
+        <w:t xml:space="preserve"> port-security</w:t>
+      </w:r>
+    </w:p>
+    <w:p>
+      <w:r>
+        <w:t>Switch(</w:t>
+      </w:r>
+      <w:proofErr w:type="spellStart"/>
+      <w:r>
+        <w:t>config</w:t>
+      </w:r>
+      <w:proofErr w:type="spellEnd"/>
+      <w:r>
+        <w:t>-</w:t>
+      </w:r>
+      <w:proofErr w:type="gramStart"/>
+      <w:r>
+        <w:t>if)#</w:t>
+      </w:r>
+      <w:proofErr w:type="spellStart"/>
+      <w:proofErr w:type="gramEnd"/>
+      <w:r>
+        <w:t>switchport</w:t>
+      </w:r>
+      <w:proofErr w:type="spellEnd"/>
+      <w:r>
+        <w:t xml:space="preserve"> port-security maximum 1</w:t>
+      </w:r>
+    </w:p>
+    <w:p>
+      <w:r>
+        <w:t>Switch(</w:t>
+      </w:r>
+      <w:proofErr w:type="spellStart"/>
+      <w:r>
+        <w:t>config</w:t>
+      </w:r>
+      <w:proofErr w:type="spellEnd"/>
+      <w:r>
+        <w:t>-</w:t>
+      </w:r>
+      <w:proofErr w:type="gramStart"/>
+      <w:r>
+        <w:t>if)#</w:t>
+      </w:r>
+      <w:proofErr w:type="spellStart"/>
+      <w:proofErr w:type="gramEnd"/>
+      <w:r>
+        <w:t>switchport</w:t>
+      </w:r>
+      <w:proofErr w:type="spellEnd"/>
+      <w:r>
+        <w:t xml:space="preserve"> port-security mac-address sticky</w:t>
+      </w:r>
+    </w:p>
+    <w:p>
+      <w:r>
+        <w:t>Switch(</w:t>
+      </w:r>
+      <w:proofErr w:type="spellStart"/>
+      <w:r>
+        <w:t>config</w:t>
+      </w:r>
+      <w:proofErr w:type="spellEnd"/>
+      <w:r>
+        <w:t>-</w:t>
+      </w:r>
+      <w:proofErr w:type="gramStart"/>
+      <w:r>
+        <w:t>if)#</w:t>
+      </w:r>
+      <w:proofErr w:type="spellStart"/>
+      <w:proofErr w:type="gramEnd"/>
+      <w:r>
+        <w:t>switchport</w:t>
+      </w:r>
+      <w:proofErr w:type="spellEnd"/>
+      <w:r>
+        <w:t xml:space="preserve"> port-security violation shutdown</w:t>
+      </w:r>
+    </w:p>
+    <w:p>
+      <w:r>
+        <w:lastRenderedPageBreak/>
+        <w:t>Switch(</w:t>
+      </w:r>
+      <w:proofErr w:type="spellStart"/>
+      <w:r>
+        <w:t>config</w:t>
+      </w:r>
+      <w:proofErr w:type="spellEnd"/>
+      <w:r>
+        <w:t>-</w:t>
+      </w:r>
+      <w:proofErr w:type="gramStart"/>
+      <w:r>
+        <w:t>if)#</w:t>
+      </w:r>
+      <w:proofErr w:type="gramEnd"/>
+      <w:r>
+        <w:t>exit</w:t>
+      </w:r>
+    </w:p>
+    <w:p>
+      <w:r>
+        <w:t>Switch(</w:t>
+      </w:r>
+      <w:proofErr w:type="spellStart"/>
+      <w:r>
+        <w:t>config</w:t>
+      </w:r>
+      <w:proofErr w:type="spellEnd"/>
+      <w:r>
+        <w:t>)#exit</w:t>
+      </w:r>
+    </w:p>
+    <w:p>
+      <w:r>
+        <w:t>Switch#</w:t>
+      </w:r>
+    </w:p>
+    <w:p>
+      <w:proofErr w:type="spellStart"/>
+      <w:r>
+        <w:t>Switch#show</w:t>
+      </w:r>
+      <w:proofErr w:type="spellEnd"/>
+      <w:r>
+        <w:t xml:space="preserve"> port-security address</w:t>
+      </w:r>
+    </w:p>
+    <w:p>
+      <w:proofErr w:type="spellStart"/>
+      <w:r>
+        <w:t>Switch#show</w:t>
+      </w:r>
+      <w:proofErr w:type="spellEnd"/>
+      <w:r>
+        <w:t xml:space="preserve"> port-security interface fa0/1</w:t>
+      </w:r>
+    </w:p>
+    <w:p>
+      <w:pPr>
         <w:rPr>
           <w:b/>
           <w:bCs/>
           <w:color w:val="EE0000"/>
         </w:rPr>
+      </w:pPr>
+      <w:r>
+        <w:rPr>
+          <w:b/>
+          <w:bCs/>
+          <w:color w:val="EE0000"/>
+        </w:rPr>
         <w:t>IP:</w:t>
       </w:r>
     </w:p>
@@ -372,16 +806,702 @@
     </w:p>
     <w:p>
       <w:r>
-        <w:t xml:space="preserve">PC1: </w:t>
-      </w:r>
-      <w:r>
-        <w:t>192.168.1.</w:t>
-      </w:r>
-      <w:r>
-        <w:t>3</w:t>
-      </w:r>
-      <w:r>
-        <w:t xml:space="preserve"> 255.255.255.0, subnet mask: 192.168.1.1</w:t>
+        <w:t>PC1: 192.168.1.3 255.255.255.0, subnet mask: 192.168.1.1</w:t>
+      </w:r>
+    </w:p>
+    <w:p/>
+    <w:p/>
+    <w:p>
+      <w:r>
+        <w:t>Lab 5:</w:t>
+      </w:r>
+    </w:p>
+    <w:p>
+      <w:r>
+        <w:t xml:space="preserve">Fix </w:t>
+      </w:r>
+      <w:r>
+        <w:drawing>
+          <wp:inline distT="0" distB="0" distL="0" distR="0" wp14:anchorId="6A9A136F" wp14:editId="33E87CA4">
+            <wp:extent cx="809738" cy="447737"/>
+            <wp:effectExtent l="0" t="0" r="9525" b="9525"/>
+            <wp:docPr id="1" name="Picture 1"/>
+            <wp:cNvGraphicFramePr>
+              <a:graphicFrameLocks xmlns:a="http://schemas.openxmlformats.org/drawingml/2006/main" noChangeAspect="1"/>
+            </wp:cNvGraphicFramePr>
+            <a:graphic xmlns:a="http://schemas.openxmlformats.org/drawingml/2006/main">
+              <a:graphicData uri="http://schemas.openxmlformats.org/drawingml/2006/picture">
+                <pic:pic xmlns:pic="http://schemas.openxmlformats.org/drawingml/2006/picture">
+                  <pic:nvPicPr>
+                    <pic:cNvPr id="1" name=""/>
+                    <pic:cNvPicPr/>
+                  </pic:nvPicPr>
+                  <pic:blipFill>
+                    <a:blip r:embed="rId7"/>
+                    <a:stretch>
+                      <a:fillRect/>
+                    </a:stretch>
+                  </pic:blipFill>
+                  <pic:spPr>
+                    <a:xfrm>
+                      <a:off x="0" y="0"/>
+                      <a:ext cx="809738" cy="447737"/>
+                    </a:xfrm>
+                    <a:prstGeom prst="rect">
+                      <a:avLst/>
+                    </a:prstGeom>
+                  </pic:spPr>
+                </pic:pic>
+              </a:graphicData>
+            </a:graphic>
+          </wp:inline>
+        </w:drawing>
+      </w:r>
+      <w:bookmarkStart w:id="0" w:name="_GoBack"/>
+      <w:bookmarkEnd w:id="0"/>
+    </w:p>
+    <w:p>
+      <w:pPr>
+        <w:spacing w:after="0" w:line="240" w:lineRule="auto"/>
+        <w:rPr>
+          <w:rFonts w:ascii="Times New Roman" w:eastAsia="Times New Roman" w:hAnsi="Times New Roman" w:cs="Times New Roman"/>
+          <w:kern w:val="0"/>
+          <w14:ligatures w14:val="none"/>
+        </w:rPr>
+      </w:pPr>
+      <w:proofErr w:type="spellStart"/>
+      <w:r>
+        <w:rPr>
+          <w:rFonts w:ascii="Times New Roman" w:eastAsia="Times New Roman" w:hAnsi="Times New Roman" w:cs="Times New Roman"/>
+          <w:kern w:val="0"/>
+          <w14:ligatures w14:val="none"/>
+        </w:rPr>
+        <w:t>Switch#conf</w:t>
+      </w:r>
+      <w:proofErr w:type="spellEnd"/>
+      <w:r>
+        <w:rPr>
+          <w:rFonts w:ascii="Times New Roman" w:eastAsia="Times New Roman" w:hAnsi="Times New Roman" w:cs="Times New Roman"/>
+          <w:kern w:val="0"/>
+          <w14:ligatures w14:val="none"/>
+        </w:rPr>
+        <w:t xml:space="preserve"> t</w:t>
+      </w:r>
+    </w:p>
+    <w:p>
+      <w:pPr>
+        <w:spacing w:after="0" w:line="240" w:lineRule="auto"/>
+        <w:rPr>
+          <w:rFonts w:ascii="Times New Roman" w:eastAsia="Times New Roman" w:hAnsi="Times New Roman" w:cs="Times New Roman"/>
+          <w:kern w:val="0"/>
+          <w14:ligatures w14:val="none"/>
+        </w:rPr>
+      </w:pPr>
+      <w:r>
+        <w:rPr>
+          <w:rFonts w:ascii="Times New Roman" w:eastAsia="Times New Roman" w:hAnsi="Times New Roman" w:cs="Times New Roman"/>
+          <w:kern w:val="0"/>
+          <w14:ligatures w14:val="none"/>
+        </w:rPr>
+        <w:t>Enter configuration commands, one per line. End with CNTL/Z.</w:t>
+      </w:r>
+    </w:p>
+    <w:p>
+      <w:pPr>
+        <w:spacing w:after="0" w:line="240" w:lineRule="auto"/>
+        <w:rPr>
+          <w:rFonts w:ascii="Times New Roman" w:eastAsia="Times New Roman" w:hAnsi="Times New Roman" w:cs="Times New Roman"/>
+          <w:kern w:val="0"/>
+          <w14:ligatures w14:val="none"/>
+        </w:rPr>
+      </w:pPr>
+      <w:r>
+        <w:rPr>
+          <w:rFonts w:ascii="Times New Roman" w:eastAsia="Times New Roman" w:hAnsi="Times New Roman" w:cs="Times New Roman"/>
+          <w:kern w:val="0"/>
+          <w14:ligatures w14:val="none"/>
+        </w:rPr>
+        <w:t>Switch(</w:t>
+      </w:r>
+      <w:proofErr w:type="spellStart"/>
+      <w:r>
+        <w:rPr>
+          <w:rFonts w:ascii="Times New Roman" w:eastAsia="Times New Roman" w:hAnsi="Times New Roman" w:cs="Times New Roman"/>
+          <w:kern w:val="0"/>
+          <w14:ligatures w14:val="none"/>
+        </w:rPr>
+        <w:t>config</w:t>
+      </w:r>
+      <w:proofErr w:type="spellEnd"/>
+      <w:r>
+        <w:rPr>
+          <w:rFonts w:ascii="Times New Roman" w:eastAsia="Times New Roman" w:hAnsi="Times New Roman" w:cs="Times New Roman"/>
+          <w:kern w:val="0"/>
+          <w14:ligatures w14:val="none"/>
+        </w:rPr>
+        <w:t>)#</w:t>
+      </w:r>
+      <w:proofErr w:type="spellStart"/>
+      <w:r>
+        <w:rPr>
+          <w:rFonts w:ascii="Times New Roman" w:eastAsia="Times New Roman" w:hAnsi="Times New Roman" w:cs="Times New Roman"/>
+          <w:kern w:val="0"/>
+          <w14:ligatures w14:val="none"/>
+        </w:rPr>
+        <w:t>ip</w:t>
+      </w:r>
+      <w:proofErr w:type="spellEnd"/>
+      <w:r>
+        <w:rPr>
+          <w:rFonts w:ascii="Times New Roman" w:eastAsia="Times New Roman" w:hAnsi="Times New Roman" w:cs="Times New Roman"/>
+          <w:kern w:val="0"/>
+          <w14:ligatures w14:val="none"/>
+        </w:rPr>
+        <w:t xml:space="preserve"> </w:t>
+      </w:r>
+      <w:proofErr w:type="spellStart"/>
+      <w:r>
+        <w:rPr>
+          <w:rFonts w:ascii="Times New Roman" w:eastAsia="Times New Roman" w:hAnsi="Times New Roman" w:cs="Times New Roman"/>
+          <w:kern w:val="0"/>
+          <w14:ligatures w14:val="none"/>
+        </w:rPr>
+        <w:t>dhcp</w:t>
+      </w:r>
+      <w:proofErr w:type="spellEnd"/>
+      <w:r>
+        <w:rPr>
+          <w:rFonts w:ascii="Times New Roman" w:eastAsia="Times New Roman" w:hAnsi="Times New Roman" w:cs="Times New Roman"/>
+          <w:kern w:val="0"/>
+          <w14:ligatures w14:val="none"/>
+        </w:rPr>
+        <w:t xml:space="preserve"> snooping</w:t>
+      </w:r>
+    </w:p>
+    <w:p>
+      <w:pPr>
+        <w:spacing w:after="0" w:line="240" w:lineRule="auto"/>
+        <w:rPr>
+          <w:rFonts w:ascii="Times New Roman" w:eastAsia="Times New Roman" w:hAnsi="Times New Roman" w:cs="Times New Roman"/>
+          <w:kern w:val="0"/>
+          <w14:ligatures w14:val="none"/>
+        </w:rPr>
+      </w:pPr>
+      <w:r>
+        <w:rPr>
+          <w:rFonts w:ascii="Times New Roman" w:eastAsia="Times New Roman" w:hAnsi="Times New Roman" w:cs="Times New Roman"/>
+          <w:kern w:val="0"/>
+          <w14:ligatures w14:val="none"/>
+        </w:rPr>
+        <w:t>Switch(</w:t>
+      </w:r>
+      <w:proofErr w:type="spellStart"/>
+      <w:r>
+        <w:rPr>
+          <w:rFonts w:ascii="Times New Roman" w:eastAsia="Times New Roman" w:hAnsi="Times New Roman" w:cs="Times New Roman"/>
+          <w:kern w:val="0"/>
+          <w14:ligatures w14:val="none"/>
+        </w:rPr>
+        <w:t>config</w:t>
+      </w:r>
+      <w:proofErr w:type="spellEnd"/>
+      <w:r>
+        <w:rPr>
+          <w:rFonts w:ascii="Times New Roman" w:eastAsia="Times New Roman" w:hAnsi="Times New Roman" w:cs="Times New Roman"/>
+          <w:kern w:val="0"/>
+          <w14:ligatures w14:val="none"/>
+        </w:rPr>
+        <w:t>)#</w:t>
+      </w:r>
+      <w:proofErr w:type="spellStart"/>
+      <w:r>
+        <w:rPr>
+          <w:rFonts w:ascii="Times New Roman" w:eastAsia="Times New Roman" w:hAnsi="Times New Roman" w:cs="Times New Roman"/>
+          <w:kern w:val="0"/>
+          <w14:ligatures w14:val="none"/>
+        </w:rPr>
+        <w:t>ip</w:t>
+      </w:r>
+      <w:proofErr w:type="spellEnd"/>
+      <w:r>
+        <w:rPr>
+          <w:rFonts w:ascii="Times New Roman" w:eastAsia="Times New Roman" w:hAnsi="Times New Roman" w:cs="Times New Roman"/>
+          <w:kern w:val="0"/>
+          <w14:ligatures w14:val="none"/>
+        </w:rPr>
+        <w:t xml:space="preserve"> </w:t>
+      </w:r>
+      <w:proofErr w:type="spellStart"/>
+      <w:r>
+        <w:rPr>
+          <w:rFonts w:ascii="Times New Roman" w:eastAsia="Times New Roman" w:hAnsi="Times New Roman" w:cs="Times New Roman"/>
+          <w:kern w:val="0"/>
+          <w14:ligatures w14:val="none"/>
+        </w:rPr>
+        <w:t>dhcp</w:t>
+      </w:r>
+      <w:proofErr w:type="spellEnd"/>
+      <w:r>
+        <w:rPr>
+          <w:rFonts w:ascii="Times New Roman" w:eastAsia="Times New Roman" w:hAnsi="Times New Roman" w:cs="Times New Roman"/>
+          <w:kern w:val="0"/>
+          <w14:ligatures w14:val="none"/>
+        </w:rPr>
+        <w:t xml:space="preserve"> snooping </w:t>
+      </w:r>
+      <w:proofErr w:type="spellStart"/>
+      <w:r>
+        <w:rPr>
+          <w:rFonts w:ascii="Times New Roman" w:eastAsia="Times New Roman" w:hAnsi="Times New Roman" w:cs="Times New Roman"/>
+          <w:kern w:val="0"/>
+          <w14:ligatures w14:val="none"/>
+        </w:rPr>
+        <w:t>vlan</w:t>
+      </w:r>
+      <w:proofErr w:type="spellEnd"/>
+      <w:r>
+        <w:rPr>
+          <w:rFonts w:ascii="Times New Roman" w:eastAsia="Times New Roman" w:hAnsi="Times New Roman" w:cs="Times New Roman"/>
+          <w:kern w:val="0"/>
+          <w14:ligatures w14:val="none"/>
+        </w:rPr>
+        <w:t xml:space="preserve"> 123</w:t>
+      </w:r>
+    </w:p>
+    <w:p>
+      <w:pPr>
+        <w:spacing w:after="0" w:line="240" w:lineRule="auto"/>
+        <w:rPr>
+          <w:rFonts w:ascii="Times New Roman" w:eastAsia="Times New Roman" w:hAnsi="Times New Roman" w:cs="Times New Roman"/>
+          <w:kern w:val="0"/>
+          <w14:ligatures w14:val="none"/>
+        </w:rPr>
+      </w:pPr>
+      <w:r>
+        <w:rPr>
+          <w:rFonts w:ascii="Times New Roman" w:eastAsia="Times New Roman" w:hAnsi="Times New Roman" w:cs="Times New Roman"/>
+          <w:kern w:val="0"/>
+          <w14:ligatures w14:val="none"/>
+        </w:rPr>
+        <w:t>Switch(</w:t>
+      </w:r>
+      <w:proofErr w:type="spellStart"/>
+      <w:r>
+        <w:rPr>
+          <w:rFonts w:ascii="Times New Roman" w:eastAsia="Times New Roman" w:hAnsi="Times New Roman" w:cs="Times New Roman"/>
+          <w:kern w:val="0"/>
+          <w14:ligatures w14:val="none"/>
+        </w:rPr>
+        <w:t>config</w:t>
+      </w:r>
+      <w:proofErr w:type="spellEnd"/>
+      <w:r>
+        <w:rPr>
+          <w:rFonts w:ascii="Times New Roman" w:eastAsia="Times New Roman" w:hAnsi="Times New Roman" w:cs="Times New Roman"/>
+          <w:kern w:val="0"/>
+          <w14:ligatures w14:val="none"/>
+        </w:rPr>
+        <w:t>)#interface fa0/3</w:t>
+      </w:r>
+    </w:p>
+    <w:p>
+      <w:pPr>
+        <w:spacing w:after="0" w:line="240" w:lineRule="auto"/>
+        <w:rPr>
+          <w:rFonts w:ascii="Times New Roman" w:eastAsia="Times New Roman" w:hAnsi="Times New Roman" w:cs="Times New Roman"/>
+          <w:kern w:val="0"/>
+          <w14:ligatures w14:val="none"/>
+        </w:rPr>
+      </w:pPr>
+      <w:r>
+        <w:rPr>
+          <w:rFonts w:ascii="Times New Roman" w:eastAsia="Times New Roman" w:hAnsi="Times New Roman" w:cs="Times New Roman"/>
+          <w:kern w:val="0"/>
+          <w14:ligatures w14:val="none"/>
+        </w:rPr>
+        <w:t>Switch(</w:t>
+      </w:r>
+      <w:proofErr w:type="spellStart"/>
+      <w:r>
+        <w:rPr>
+          <w:rFonts w:ascii="Times New Roman" w:eastAsia="Times New Roman" w:hAnsi="Times New Roman" w:cs="Times New Roman"/>
+          <w:kern w:val="0"/>
+          <w14:ligatures w14:val="none"/>
+        </w:rPr>
+        <w:t>config</w:t>
+      </w:r>
+      <w:proofErr w:type="spellEnd"/>
+      <w:r>
+        <w:rPr>
+          <w:rFonts w:ascii="Times New Roman" w:eastAsia="Times New Roman" w:hAnsi="Times New Roman" w:cs="Times New Roman"/>
+          <w:kern w:val="0"/>
+          <w14:ligatures w14:val="none"/>
+        </w:rPr>
+        <w:t>-</w:t>
+      </w:r>
+      <w:proofErr w:type="gramStart"/>
+      <w:r>
+        <w:rPr>
+          <w:rFonts w:ascii="Times New Roman" w:eastAsia="Times New Roman" w:hAnsi="Times New Roman" w:cs="Times New Roman"/>
+          <w:kern w:val="0"/>
+          <w14:ligatures w14:val="none"/>
+        </w:rPr>
+        <w:t>if)#</w:t>
+      </w:r>
+      <w:proofErr w:type="spellStart"/>
+      <w:proofErr w:type="gramEnd"/>
+      <w:r>
+        <w:rPr>
+          <w:rFonts w:ascii="Times New Roman" w:eastAsia="Times New Roman" w:hAnsi="Times New Roman" w:cs="Times New Roman"/>
+          <w:kern w:val="0"/>
+          <w14:ligatures w14:val="none"/>
+        </w:rPr>
+        <w:t>ip</w:t>
+      </w:r>
+      <w:proofErr w:type="spellEnd"/>
+      <w:r>
+        <w:rPr>
+          <w:rFonts w:ascii="Times New Roman" w:eastAsia="Times New Roman" w:hAnsi="Times New Roman" w:cs="Times New Roman"/>
+          <w:kern w:val="0"/>
+          <w14:ligatures w14:val="none"/>
+        </w:rPr>
+        <w:t xml:space="preserve"> </w:t>
+      </w:r>
+      <w:proofErr w:type="spellStart"/>
+      <w:r>
+        <w:rPr>
+          <w:rFonts w:ascii="Times New Roman" w:eastAsia="Times New Roman" w:hAnsi="Times New Roman" w:cs="Times New Roman"/>
+          <w:kern w:val="0"/>
+          <w14:ligatures w14:val="none"/>
+        </w:rPr>
+        <w:t>dhcp</w:t>
+      </w:r>
+      <w:proofErr w:type="spellEnd"/>
+      <w:r>
+        <w:rPr>
+          <w:rFonts w:ascii="Times New Roman" w:eastAsia="Times New Roman" w:hAnsi="Times New Roman" w:cs="Times New Roman"/>
+          <w:kern w:val="0"/>
+          <w14:ligatures w14:val="none"/>
+        </w:rPr>
+        <w:t xml:space="preserve"> snooping trust</w:t>
+      </w:r>
+    </w:p>
+    <w:p>
+      <w:pPr>
+        <w:spacing w:after="0" w:line="240" w:lineRule="auto"/>
+        <w:rPr>
+          <w:rFonts w:ascii="Times New Roman" w:eastAsia="Times New Roman" w:hAnsi="Times New Roman" w:cs="Times New Roman"/>
+          <w:kern w:val="0"/>
+          <w14:ligatures w14:val="none"/>
+        </w:rPr>
+      </w:pPr>
+      <w:r>
+        <w:rPr>
+          <w:rFonts w:ascii="Times New Roman" w:eastAsia="Times New Roman" w:hAnsi="Times New Roman" w:cs="Times New Roman"/>
+          <w:kern w:val="0"/>
+          <w14:ligatures w14:val="none"/>
+        </w:rPr>
+        <w:t>Switch(</w:t>
+      </w:r>
+      <w:proofErr w:type="spellStart"/>
+      <w:r>
+        <w:rPr>
+          <w:rFonts w:ascii="Times New Roman" w:eastAsia="Times New Roman" w:hAnsi="Times New Roman" w:cs="Times New Roman"/>
+          <w:kern w:val="0"/>
+          <w14:ligatures w14:val="none"/>
+        </w:rPr>
+        <w:t>config</w:t>
+      </w:r>
+      <w:proofErr w:type="spellEnd"/>
+      <w:r>
+        <w:rPr>
+          <w:rFonts w:ascii="Times New Roman" w:eastAsia="Times New Roman" w:hAnsi="Times New Roman" w:cs="Times New Roman"/>
+          <w:kern w:val="0"/>
+          <w14:ligatures w14:val="none"/>
+        </w:rPr>
+        <w:t>-</w:t>
+      </w:r>
+      <w:proofErr w:type="gramStart"/>
+      <w:r>
+        <w:rPr>
+          <w:rFonts w:ascii="Times New Roman" w:eastAsia="Times New Roman" w:hAnsi="Times New Roman" w:cs="Times New Roman"/>
+          <w:kern w:val="0"/>
+          <w14:ligatures w14:val="none"/>
+        </w:rPr>
+        <w:t>if)#</w:t>
+      </w:r>
+      <w:proofErr w:type="spellStart"/>
+      <w:proofErr w:type="gramEnd"/>
+      <w:r>
+        <w:rPr>
+          <w:rFonts w:ascii="Times New Roman" w:eastAsia="Times New Roman" w:hAnsi="Times New Roman" w:cs="Times New Roman"/>
+          <w:kern w:val="0"/>
+          <w14:ligatures w14:val="none"/>
+        </w:rPr>
+        <w:t>ip</w:t>
+      </w:r>
+      <w:proofErr w:type="spellEnd"/>
+      <w:r>
+        <w:rPr>
+          <w:rFonts w:ascii="Times New Roman" w:eastAsia="Times New Roman" w:hAnsi="Times New Roman" w:cs="Times New Roman"/>
+          <w:kern w:val="0"/>
+          <w14:ligatures w14:val="none"/>
+        </w:rPr>
+        <w:t xml:space="preserve"> </w:t>
+      </w:r>
+      <w:proofErr w:type="spellStart"/>
+      <w:r>
+        <w:rPr>
+          <w:rFonts w:ascii="Times New Roman" w:eastAsia="Times New Roman" w:hAnsi="Times New Roman" w:cs="Times New Roman"/>
+          <w:kern w:val="0"/>
+          <w14:ligatures w14:val="none"/>
+        </w:rPr>
+        <w:t>arp</w:t>
+      </w:r>
+      <w:proofErr w:type="spellEnd"/>
+      <w:r>
+        <w:rPr>
+          <w:rFonts w:ascii="Times New Roman" w:eastAsia="Times New Roman" w:hAnsi="Times New Roman" w:cs="Times New Roman"/>
+          <w:kern w:val="0"/>
+          <w14:ligatures w14:val="none"/>
+        </w:rPr>
+        <w:t xml:space="preserve"> inspection </w:t>
+      </w:r>
+      <w:proofErr w:type="spellStart"/>
+      <w:r>
+        <w:rPr>
+          <w:rFonts w:ascii="Times New Roman" w:eastAsia="Times New Roman" w:hAnsi="Times New Roman" w:cs="Times New Roman"/>
+          <w:kern w:val="0"/>
+          <w14:ligatures w14:val="none"/>
+        </w:rPr>
+        <w:t>vlan</w:t>
+      </w:r>
+      <w:proofErr w:type="spellEnd"/>
+      <w:r>
+        <w:rPr>
+          <w:rFonts w:ascii="Times New Roman" w:eastAsia="Times New Roman" w:hAnsi="Times New Roman" w:cs="Times New Roman"/>
+          <w:kern w:val="0"/>
+          <w14:ligatures w14:val="none"/>
+        </w:rPr>
+        <w:t xml:space="preserve"> 123</w:t>
+      </w:r>
+    </w:p>
+    <w:p>
+      <w:pPr>
+        <w:spacing w:after="0" w:line="240" w:lineRule="auto"/>
+        <w:rPr>
+          <w:rFonts w:ascii="Times New Roman" w:eastAsia="Times New Roman" w:hAnsi="Times New Roman" w:cs="Times New Roman"/>
+          <w:kern w:val="0"/>
+          <w14:ligatures w14:val="none"/>
+        </w:rPr>
+      </w:pPr>
+      <w:r>
+        <w:rPr>
+          <w:rFonts w:ascii="Times New Roman" w:eastAsia="Times New Roman" w:hAnsi="Times New Roman" w:cs="Times New Roman"/>
+          <w:kern w:val="0"/>
+          <w14:ligatures w14:val="none"/>
+        </w:rPr>
+        <w:t>Switch(</w:t>
+      </w:r>
+      <w:proofErr w:type="spellStart"/>
+      <w:r>
+        <w:rPr>
+          <w:rFonts w:ascii="Times New Roman" w:eastAsia="Times New Roman" w:hAnsi="Times New Roman" w:cs="Times New Roman"/>
+          <w:kern w:val="0"/>
+          <w14:ligatures w14:val="none"/>
+        </w:rPr>
+        <w:t>config</w:t>
+      </w:r>
+      <w:proofErr w:type="spellEnd"/>
+      <w:r>
+        <w:rPr>
+          <w:rFonts w:ascii="Times New Roman" w:eastAsia="Times New Roman" w:hAnsi="Times New Roman" w:cs="Times New Roman"/>
+          <w:kern w:val="0"/>
+          <w14:ligatures w14:val="none"/>
+        </w:rPr>
+        <w:t>)#interface fa0/3</w:t>
+      </w:r>
+    </w:p>
+    <w:p>
+      <w:pPr>
+        <w:spacing w:after="0" w:line="240" w:lineRule="auto"/>
+        <w:rPr>
+          <w:rFonts w:ascii="Times New Roman" w:eastAsia="Times New Roman" w:hAnsi="Times New Roman" w:cs="Times New Roman"/>
+          <w:kern w:val="0"/>
+          <w14:ligatures w14:val="none"/>
+        </w:rPr>
+      </w:pPr>
+      <w:r>
+        <w:rPr>
+          <w:rFonts w:ascii="Times New Roman" w:eastAsia="Times New Roman" w:hAnsi="Times New Roman" w:cs="Times New Roman"/>
+          <w:kern w:val="0"/>
+          <w14:ligatures w14:val="none"/>
+        </w:rPr>
+        <w:t>Switch(</w:t>
+      </w:r>
+      <w:proofErr w:type="spellStart"/>
+      <w:r>
+        <w:rPr>
+          <w:rFonts w:ascii="Times New Roman" w:eastAsia="Times New Roman" w:hAnsi="Times New Roman" w:cs="Times New Roman"/>
+          <w:kern w:val="0"/>
+          <w14:ligatures w14:val="none"/>
+        </w:rPr>
+        <w:t>config</w:t>
+      </w:r>
+      <w:proofErr w:type="spellEnd"/>
+      <w:r>
+        <w:rPr>
+          <w:rFonts w:ascii="Times New Roman" w:eastAsia="Times New Roman" w:hAnsi="Times New Roman" w:cs="Times New Roman"/>
+          <w:kern w:val="0"/>
+          <w14:ligatures w14:val="none"/>
+        </w:rPr>
+        <w:t>-</w:t>
+      </w:r>
+      <w:proofErr w:type="gramStart"/>
+      <w:r>
+        <w:rPr>
+          <w:rFonts w:ascii="Times New Roman" w:eastAsia="Times New Roman" w:hAnsi="Times New Roman" w:cs="Times New Roman"/>
+          <w:kern w:val="0"/>
+          <w14:ligatures w14:val="none"/>
+        </w:rPr>
+        <w:t>if)#</w:t>
+      </w:r>
+      <w:proofErr w:type="spellStart"/>
+      <w:proofErr w:type="gramEnd"/>
+      <w:r>
+        <w:rPr>
+          <w:rFonts w:ascii="Times New Roman" w:eastAsia="Times New Roman" w:hAnsi="Times New Roman" w:cs="Times New Roman"/>
+          <w:kern w:val="0"/>
+          <w14:ligatures w14:val="none"/>
+        </w:rPr>
+        <w:t>ip</w:t>
+      </w:r>
+      <w:proofErr w:type="spellEnd"/>
+      <w:r>
+        <w:rPr>
+          <w:rFonts w:ascii="Times New Roman" w:eastAsia="Times New Roman" w:hAnsi="Times New Roman" w:cs="Times New Roman"/>
+          <w:kern w:val="0"/>
+          <w14:ligatures w14:val="none"/>
+        </w:rPr>
+        <w:t xml:space="preserve"> </w:t>
+      </w:r>
+      <w:proofErr w:type="spellStart"/>
+      <w:r>
+        <w:rPr>
+          <w:rFonts w:ascii="Times New Roman" w:eastAsia="Times New Roman" w:hAnsi="Times New Roman" w:cs="Times New Roman"/>
+          <w:kern w:val="0"/>
+          <w14:ligatures w14:val="none"/>
+        </w:rPr>
+        <w:t>arp</w:t>
+      </w:r>
+      <w:proofErr w:type="spellEnd"/>
+      <w:r>
+        <w:rPr>
+          <w:rFonts w:ascii="Times New Roman" w:eastAsia="Times New Roman" w:hAnsi="Times New Roman" w:cs="Times New Roman"/>
+          <w:kern w:val="0"/>
+          <w14:ligatures w14:val="none"/>
+        </w:rPr>
+        <w:t xml:space="preserve"> inspection trust</w:t>
+      </w:r>
+    </w:p>
+    <w:p>
+      <w:pPr>
+        <w:spacing w:after="0" w:line="240" w:lineRule="auto"/>
+        <w:rPr>
+          <w:rFonts w:ascii="Times New Roman" w:eastAsia="Times New Roman" w:hAnsi="Times New Roman" w:cs="Times New Roman"/>
+          <w:kern w:val="0"/>
+          <w14:ligatures w14:val="none"/>
+        </w:rPr>
+      </w:pPr>
+      <w:r>
+        <w:rPr>
+          <w:rFonts w:ascii="Times New Roman" w:eastAsia="Times New Roman" w:hAnsi="Times New Roman" w:cs="Times New Roman"/>
+          <w:kern w:val="0"/>
+          <w14:ligatures w14:val="none"/>
+        </w:rPr>
+        <w:t>Switch(</w:t>
+      </w:r>
+      <w:proofErr w:type="spellStart"/>
+      <w:r>
+        <w:rPr>
+          <w:rFonts w:ascii="Times New Roman" w:eastAsia="Times New Roman" w:hAnsi="Times New Roman" w:cs="Times New Roman"/>
+          <w:kern w:val="0"/>
+          <w14:ligatures w14:val="none"/>
+        </w:rPr>
+        <w:t>config</w:t>
+      </w:r>
+      <w:proofErr w:type="spellEnd"/>
+      <w:r>
+        <w:rPr>
+          <w:rFonts w:ascii="Times New Roman" w:eastAsia="Times New Roman" w:hAnsi="Times New Roman" w:cs="Times New Roman"/>
+          <w:kern w:val="0"/>
+          <w14:ligatures w14:val="none"/>
+        </w:rPr>
+        <w:t>-</w:t>
+      </w:r>
+      <w:proofErr w:type="gramStart"/>
+      <w:r>
+        <w:rPr>
+          <w:rFonts w:ascii="Times New Roman" w:eastAsia="Times New Roman" w:hAnsi="Times New Roman" w:cs="Times New Roman"/>
+          <w:kern w:val="0"/>
+          <w14:ligatures w14:val="none"/>
+        </w:rPr>
+        <w:t>if)#</w:t>
+      </w:r>
+      <w:proofErr w:type="gramEnd"/>
+      <w:r>
+        <w:rPr>
+          <w:rFonts w:ascii="Times New Roman" w:eastAsia="Times New Roman" w:hAnsi="Times New Roman" w:cs="Times New Roman"/>
+          <w:kern w:val="0"/>
+          <w14:ligatures w14:val="none"/>
+        </w:rPr>
+        <w:t>exit</w:t>
+      </w:r>
+    </w:p>
+    <w:p>
+      <w:pPr>
+        <w:spacing w:after="0" w:line="240" w:lineRule="auto"/>
+        <w:rPr>
+          <w:rFonts w:ascii="Times New Roman" w:eastAsia="Times New Roman" w:hAnsi="Times New Roman" w:cs="Times New Roman"/>
+          <w:kern w:val="0"/>
+          <w14:ligatures w14:val="none"/>
+        </w:rPr>
+      </w:pPr>
+      <w:r>
+        <w:rPr>
+          <w:rFonts w:ascii="Times New Roman" w:eastAsia="Times New Roman" w:hAnsi="Times New Roman" w:cs="Times New Roman"/>
+          <w:kern w:val="0"/>
+          <w14:ligatures w14:val="none"/>
+        </w:rPr>
+        <w:t>Switch(</w:t>
+      </w:r>
+      <w:proofErr w:type="spellStart"/>
+      <w:r>
+        <w:rPr>
+          <w:rFonts w:ascii="Times New Roman" w:eastAsia="Times New Roman" w:hAnsi="Times New Roman" w:cs="Times New Roman"/>
+          <w:kern w:val="0"/>
+          <w14:ligatures w14:val="none"/>
+        </w:rPr>
+        <w:t>config</w:t>
+      </w:r>
+      <w:proofErr w:type="spellEnd"/>
+      <w:r>
+        <w:rPr>
+          <w:rFonts w:ascii="Times New Roman" w:eastAsia="Times New Roman" w:hAnsi="Times New Roman" w:cs="Times New Roman"/>
+          <w:kern w:val="0"/>
+          <w14:ligatures w14:val="none"/>
+        </w:rPr>
+        <w:t>)#exit</w:t>
+      </w:r>
+    </w:p>
+    <w:p>
+      <w:r>
+        <w:rPr>
+          <w:rFonts w:ascii="Times New Roman" w:eastAsia="Times New Roman" w:hAnsi="Times New Roman" w:cs="Times New Roman"/>
+          <w:kern w:val="0"/>
+          <w14:ligatures w14:val="none"/>
+        </w:rPr>
+        <w:t>Switch#</w:t>
       </w:r>
     </w:p>
     <w:sectPr>
@@ -395,7 +1515,7 @@
 </file>
 
 <file path=word/styles.xml><?xml version="1.0" encoding="utf-8"?>
-<w:styles xmlns:mc="http://schemas.openxmlformats.org/markup-compatibility/2006" xmlns:r="http://schemas.openxmlformats.org/officeDocument/2006/relationships" xmlns:w="http://schemas.openxmlformats.org/wordprocessingml/2006/main" xmlns:w14="http://schemas.microsoft.com/office/word/2010/wordml" xmlns:w15="http://schemas.microsoft.com/office/word/2012/wordml" xmlns:w16cex="http://schemas.microsoft.com/office/word/2018/wordml/cex" xmlns:w16cid="http://schemas.microsoft.com/office/word/2016/wordml/cid" xmlns:w16="http://schemas.microsoft.com/office/word/2018/wordml" xmlns:w16du="http://schemas.microsoft.com/office/word/2023/wordml/word16du" xmlns:w16sdtdh="http://schemas.microsoft.com/office/word/2020/wordml/sdtdatahash" xmlns:w16sdtfl="http://schemas.microsoft.com/office/word/2024/wordml/sdtformatlock" xmlns:w16se="http://schemas.microsoft.com/office/word/2015/wordml/symex" mc:Ignorable="w14 w15 w16se w16cid w16 w16cex w16sdtdh w16sdtfl w16du">
+<w:styles xmlns:mc="http://schemas.openxmlformats.org/markup-compatibility/2006" xmlns:r="http://schemas.openxmlformats.org/officeDocument/2006/relationships" xmlns:w="http://schemas.openxmlformats.org/wordprocessingml/2006/main" xmlns:w14="http://schemas.microsoft.com/office/word/2010/wordml" xmlns:w15="http://schemas.microsoft.com/office/word/2012/wordml" xmlns:w16se="http://schemas.microsoft.com/office/word/2015/wordml/symex" mc:Ignorable="w14 w15 w16se">
   <w:docDefaults>
     <w:rPrDefault>
       <w:rPr>
@@ -413,7 +1533,7 @@
       </w:pPr>
     </w:pPrDefault>
   </w:docDefaults>
-  <w:latentStyles w:defLockedState="0" w:defUIPriority="99" w:defSemiHidden="0" w:defUnhideWhenUsed="0" w:defQFormat="0" w:count="376">
+  <w:latentStyles w:defLockedState="0" w:defUIPriority="99" w:defSemiHidden="0" w:defUnhideWhenUsed="0" w:defQFormat="0" w:count="371">
     <w:lsdException w:name="Normal" w:uiPriority="0" w:qFormat="1"/>
     <w:lsdException w:name="heading 1" w:uiPriority="9" w:qFormat="1"/>
     <w:lsdException w:name="heading 2" w:semiHidden="1" w:uiPriority="9" w:unhideWhenUsed="1" w:qFormat="1"/>
@@ -785,11 +1905,6 @@
     <w:lsdException w:name="List Table 5 Dark Accent 6" w:uiPriority="50"/>
     <w:lsdException w:name="List Table 6 Colorful Accent 6" w:uiPriority="51"/>
     <w:lsdException w:name="List Table 7 Colorful Accent 6" w:uiPriority="52"/>
-    <w:lsdException w:name="Mention" w:semiHidden="1" w:unhideWhenUsed="1"/>
-    <w:lsdException w:name="Smart Hyperlink" w:semiHidden="1" w:unhideWhenUsed="1"/>
-    <w:lsdException w:name="Hashtag" w:semiHidden="1" w:unhideWhenUsed="1"/>
-    <w:lsdException w:name="Unresolved Mention" w:semiHidden="1" w:unhideWhenUsed="1"/>
-    <w:lsdException w:name="Smart Link" w:semiHidden="1" w:unhideWhenUsed="1"/>
   </w:latentStyles>
   <w:style w:type="paragraph" w:default="1" w:styleId="Normal">
     <w:name w:val="Normal"/>
@@ -997,6 +2112,7 @@
   <w:style w:type="character" w:default="1" w:styleId="DefaultParagraphFont">
     <w:name w:val="Default Paragraph Font"/>
     <w:uiPriority w:val="1"/>
+    <w:semiHidden/>
     <w:unhideWhenUsed/>
   </w:style>
   <w:style w:type="table" w:default="1" w:styleId="TableNormal">
@@ -1308,6 +2424,22 @@
       <w:smallCaps/>
       <w:color w:val="0F4761" w:themeColor="accent1" w:themeShade="BF"/>
       <w:spacing w:val="5"/>
+    </w:rPr>
+  </w:style>
+  <w:style w:type="paragraph" w:styleId="NormalWeb">
+    <w:name w:val="Normal (Web)"/>
+    <w:basedOn w:val="Normal"/>
+    <w:uiPriority w:val="99"/>
+    <w:semiHidden/>
+    <w:unhideWhenUsed/>
+    <w:rsid w:val="004E133C"/>
+    <w:pPr>
+      <w:spacing w:before="100" w:beforeAutospacing="1" w:after="100" w:afterAutospacing="1" w:line="240" w:lineRule="auto"/>
+    </w:pPr>
+    <w:rPr>
+      <w:rFonts w:ascii="Times New Roman" w:eastAsia="Times New Roman" w:hAnsi="Times New Roman" w:cs="Times New Roman"/>
+      <w:kern w:val="0"/>
+      <w14:ligatures w14:val="none"/>
     </w:rPr>
   </w:style>
 </w:styles>
